--- a/Data_Science_Capstone_Project_Report.docx
+++ b/Data_Science_Capstone_Project_Report.docx
@@ -46,7 +46,7 @@
           <w:sz w:val="22"/>
           <w:szCs w:val="22"/>
         </w:rPr>
-        <w:t xml:space="preserve">Prepared by: [Your Name]</w:t>
+        <w:t xml:space="preserve">Prepared by: Aaron Vargas</w:t>
       </w:r>
     </w:p>
     <w:p>
@@ -70,7 +70,7 @@
           <w:sz w:val="22"/>
           <w:szCs w:val="22"/>
         </w:rPr>
-        <w:t xml:space="preserve">August 2, 2026</w:t>
+        <w:t xml:space="preserve">August 19, 2026</w:t>
       </w:r>
     </w:p>
     <w:p>
@@ -100,14 +100,14 @@
         </w:rPr>
         <w:t xml:space="preserve">GitHub repository: </w:t>
       </w:r>
-      <w:hyperlink w:history="1" r:id="rIdnem6bd_ue_sppdljvpaxp">
+      <w:hyperlink w:history="1" r:id="rIdcfqjy-2wsbjjcc4vkzesr">
         <w:r>
           <w:rPr>
             <w:rStyle w:val="Hyperlink"/>
             <w:sz w:val="21"/>
             <w:szCs w:val="21"/>
           </w:rPr>
-          <w:t xml:space="preserve">https://github.com/YOUR-USERNAME/spacex-falcon9-capstone</w:t>
+          <w:t xml:space="preserve">https://github.com/razerblade09/spacex-falcon9-capstone</w:t>
         </w:r>
       </w:hyperlink>
     </w:p>
@@ -308,14 +308,14 @@
         </w:rPr>
         <w:t xml:space="preserve">GitHub repository: </w:t>
       </w:r>
-      <w:hyperlink w:history="1" r:id="rIdpgois4qositrrehziolld">
+      <w:hyperlink w:history="1" r:id="rIdki9xuyrhmlocdkvby0bsj">
         <w:r>
           <w:rPr>
             <w:rStyle w:val="Hyperlink"/>
             <w:sz w:val="21"/>
             <w:szCs w:val="21"/>
           </w:rPr>
-          <w:t xml:space="preserve">https://github.com/YOUR-USERNAME/spacex-falcon9-capstone/blob/main/notebooks/01_data_collection_api.py</w:t>
+          <w:t xml:space="preserve">https://github.com/razerblade09/spacex-falcon9-capstone/blob/main/notebooks/01_data_collection_api.py</w:t>
         </w:r>
       </w:hyperlink>
     </w:p>
@@ -365,14 +365,14 @@
         </w:rPr>
         <w:t xml:space="preserve">GitHub repository: </w:t>
       </w:r>
-      <w:hyperlink w:history="1" r:id="rId5h1w1b7enaqdr6-bn5icm">
+      <w:hyperlink w:history="1" r:id="rId5xwvgt1ybaxp5sqkw8hzt">
         <w:r>
           <w:rPr>
             <w:rStyle w:val="Hyperlink"/>
             <w:sz w:val="21"/>
             <w:szCs w:val="21"/>
           </w:rPr>
-          <w:t xml:space="preserve">https://github.com/YOUR-USERNAME/spacex-falcon9-capstone/blob/main/notebooks/02_web_scraping.py</w:t>
+          <w:t xml:space="preserve">https://github.com/razerblade09/spacex-falcon9-capstone/blob/main/notebooks/02_web_scraping.py</w:t>
         </w:r>
       </w:hyperlink>
     </w:p>
@@ -434,14 +434,14 @@
         </w:rPr>
         <w:t xml:space="preserve">GitHub repository: </w:t>
       </w:r>
-      <w:hyperlink w:history="1" r:id="rId5zeukzor48vyntv3lltmb">
+      <w:hyperlink w:history="1" r:id="rId8-wvppqvnja823vyz6piu">
         <w:r>
           <w:rPr>
             <w:rStyle w:val="Hyperlink"/>
             <w:sz w:val="21"/>
             <w:szCs w:val="21"/>
           </w:rPr>
-          <w:t xml:space="preserve">https://github.com/YOUR-USERNAME/spacex-falcon9-capstone/blob/main/notebooks/03_data_wrangling.py</w:t>
+          <w:t xml:space="preserve">https://github.com/razerblade09/spacex-falcon9-capstone/blob/main/notebooks/03_data_wrangling.py</w:t>
         </w:r>
       </w:hyperlink>
     </w:p>
@@ -474,7 +474,7 @@
       <w:r>
         <w:drawing>
           <wp:inline distT="0" distB="0" distL="0" distR="0">
-            <wp:extent cx="5238750" cy="3248025"/>
+            <wp:extent cx="5238750" cy="2914650"/>
             <wp:effectExtent t="0" r="0" b="0" l="0"/>
             <wp:docPr id="1" name="" descr="" title=""/>
             <wp:cNvGraphicFramePr>
@@ -499,7 +499,7 @@
                   <pic:spPr bwMode="auto">
                     <a:xfrm>
                       <a:off x="0" y="0"/>
-                      <a:ext cx="5238750" cy="3248025"/>
+                      <a:ext cx="5238750" cy="2914650"/>
                     </a:xfrm>
                     <a:prstGeom prst="rect">
                       <a:avLst/>
@@ -536,7 +536,7 @@
       <w:r>
         <w:drawing>
           <wp:inline distT="0" distB="0" distL="0" distR="0">
-            <wp:extent cx="5238750" cy="3248025"/>
+            <wp:extent cx="5238750" cy="2914650"/>
             <wp:effectExtent t="0" r="0" b="0" l="0"/>
             <wp:docPr id="1" name="" descr="" title=""/>
             <wp:cNvGraphicFramePr>
@@ -561,7 +561,7 @@
                   <pic:spPr bwMode="auto">
                     <a:xfrm>
                       <a:off x="0" y="0"/>
-                      <a:ext cx="5238750" cy="3248025"/>
+                      <a:ext cx="5238750" cy="2914650"/>
                     </a:xfrm>
                     <a:prstGeom prst="rect">
                       <a:avLst/>
@@ -598,7 +598,7 @@
       <w:r>
         <w:drawing>
           <wp:inline distT="0" distB="0" distL="0" distR="0">
-            <wp:extent cx="5238750" cy="3248025"/>
+            <wp:extent cx="5238750" cy="2914650"/>
             <wp:effectExtent t="0" r="0" b="0" l="0"/>
             <wp:docPr id="1" name="" descr="" title=""/>
             <wp:cNvGraphicFramePr>
@@ -623,7 +623,7 @@
                   <pic:spPr bwMode="auto">
                     <a:xfrm>
                       <a:off x="0" y="0"/>
-                      <a:ext cx="5238750" cy="3248025"/>
+                      <a:ext cx="5238750" cy="2914650"/>
                     </a:xfrm>
                     <a:prstGeom prst="rect">
                       <a:avLst/>
@@ -660,7 +660,7 @@
       <w:r>
         <w:drawing>
           <wp:inline distT="0" distB="0" distL="0" distR="0">
-            <wp:extent cx="5238750" cy="3248025"/>
+            <wp:extent cx="5238750" cy="2914650"/>
             <wp:effectExtent t="0" r="0" b="0" l="0"/>
             <wp:docPr id="1" name="" descr="" title=""/>
             <wp:cNvGraphicFramePr>
@@ -685,7 +685,7 @@
                   <pic:spPr bwMode="auto">
                     <a:xfrm>
                       <a:off x="0" y="0"/>
-                      <a:ext cx="5238750" cy="3248025"/>
+                      <a:ext cx="5238750" cy="2914650"/>
                     </a:xfrm>
                     <a:prstGeom prst="rect">
                       <a:avLst/>
@@ -722,7 +722,7 @@
       <w:r>
         <w:drawing>
           <wp:inline distT="0" distB="0" distL="0" distR="0">
-            <wp:extent cx="5238750" cy="3248025"/>
+            <wp:extent cx="5238750" cy="2914650"/>
             <wp:effectExtent t="0" r="0" b="0" l="0"/>
             <wp:docPr id="1" name="" descr="" title=""/>
             <wp:cNvGraphicFramePr>
@@ -747,7 +747,7 @@
                   <pic:spPr bwMode="auto">
                     <a:xfrm>
                       <a:off x="0" y="0"/>
-                      <a:ext cx="5238750" cy="3248025"/>
+                      <a:ext cx="5238750" cy="2914650"/>
                     </a:xfrm>
                     <a:prstGeom prst="rect">
                       <a:avLst/>
@@ -784,7 +784,7 @@
       <w:r>
         <w:drawing>
           <wp:inline distT="0" distB="0" distL="0" distR="0">
-            <wp:extent cx="5238750" cy="3248025"/>
+            <wp:extent cx="5238750" cy="2914650"/>
             <wp:effectExtent t="0" r="0" b="0" l="0"/>
             <wp:docPr id="1" name="" descr="" title=""/>
             <wp:cNvGraphicFramePr>
@@ -809,7 +809,7 @@
                   <pic:spPr bwMode="auto">
                     <a:xfrm>
                       <a:off x="0" y="0"/>
-                      <a:ext cx="5238750" cy="3248025"/>
+                      <a:ext cx="5238750" cy="2914650"/>
                     </a:xfrm>
                     <a:prstGeom prst="rect">
                       <a:avLst/>
@@ -863,14 +863,14 @@
         </w:rPr>
         <w:t xml:space="preserve">GitHub repository: </w:t>
       </w:r>
-      <w:hyperlink w:history="1" r:id="rIdcpsyhrelds3qtrki7h7li">
+      <w:hyperlink w:history="1" r:id="rId711kdrkfxcjpxx1yiuctr">
         <w:r>
           <w:rPr>
             <w:rStyle w:val="Hyperlink"/>
             <w:sz w:val="21"/>
             <w:szCs w:val="21"/>
           </w:rPr>
-          <w:t xml:space="preserve">https://github.com/YOUR-USERNAME/spacex-falcon9-capstone/blob/main/notebooks/04_07_eda_sql_ml.py</w:t>
+          <w:t xml:space="preserve">https://github.com/razerblade09/spacex-falcon9-capstone/blob/main/notebooks/04_07_eda_sql_ml.py</w:t>
         </w:r>
       </w:hyperlink>
     </w:p>
@@ -1667,14 +1667,14 @@
         </w:rPr>
         <w:t xml:space="preserve">GitHub repository: </w:t>
       </w:r>
-      <w:hyperlink w:history="1" r:id="rIdp728jtntt8au2cdoehww9">
+      <w:hyperlink w:history="1" r:id="rIdzzma64ehmkoy9fudfplt6">
         <w:r>
           <w:rPr>
             <w:rStyle w:val="Hyperlink"/>
             <w:sz w:val="21"/>
             <w:szCs w:val="21"/>
           </w:rPr>
-          <w:t xml:space="preserve">https://github.com/YOUR-USERNAME/spacex-falcon9-capstone/blob/main/notebooks/04_07_eda_sql_ml.py</w:t>
+          <w:t xml:space="preserve">https://github.com/razerblade09/spacex-falcon9-capstone/blob/main/notebooks/04_07_eda_sql_ml.py</w:t>
         </w:r>
       </w:hyperlink>
     </w:p>
@@ -1705,7 +1705,7 @@
           <w:sz w:val="22"/>
           <w:szCs w:val="22"/>
         </w:rPr>
-        <w:t xml:space="preserve">An interactive Folium map plots all 4 launch sites and every individual launch (55 geocoded records), colored green for a successful landing and red for a failed/no-attempt landing. A proximity analysis was also computed: using the haversine formula, the distance from KSC LC-39A to the nearest coastline point is 7.43 km, and to the nearest city (Titusville area) is 20.50 km — consistent with real launch-site safety requirements (close to open water for downrange safety, a safe distance from population centers).</w:t>
+        <w:t xml:space="preserve">An interactive Folium map plots all 4 launch sites and every individual launch (56 geocoded records), colored green for a successful landing and red for a failed/no-attempt landing.</w:t>
       </w:r>
     </w:p>
     <w:p>
@@ -1716,7 +1716,7 @@
       <w:r>
         <w:drawing>
           <wp:inline distT="0" distB="0" distL="0" distR="0">
-            <wp:extent cx="5238750" cy="3248025"/>
+            <wp:extent cx="5238750" cy="2266950"/>
             <wp:effectExtent t="0" r="0" b="0" l="0"/>
             <wp:docPr id="1" name="" descr="" title=""/>
             <wp:cNvGraphicFramePr>
@@ -1741,7 +1741,7 @@
                   <pic:spPr bwMode="auto">
                     <a:xfrm>
                       <a:off x="0" y="0"/>
-                      <a:ext cx="5238750" cy="3248025"/>
+                      <a:ext cx="5238750" cy="2266950"/>
                     </a:xfrm>
                     <a:prstGeom prst="rect">
                       <a:avLst/>
@@ -1767,32 +1767,8 @@
           <w:sz w:val="19"/>
           <w:szCs w:val="19"/>
         </w:rPr>
-        <w:t xml:space="preserve">Figure 7. Static rendering of the interactive Folium map (launch sites and per-launch outcomes).</w:t>
-      </w:r>
-    </w:p>
-    <w:p>
-      <w:pPr>
-        <w:spacing w:after="200"/>
-      </w:pPr>
-      <w:r>
-        <w:rPr>
-          <w:b/>
-          <w:bCs/>
-          <w:sz w:val="21"/>
-          <w:szCs w:val="21"/>
-        </w:rPr>
-        <w:t xml:space="preserve">GitHub repository: </w:t>
-      </w:r>
-      <w:hyperlink w:history="1" r:id="rIdjxgrvb-nf04jnnmznyub_">
-        <w:r>
-          <w:rPr>
-            <w:rStyle w:val="Hyperlink"/>
-            <w:sz w:val="21"/>
-            <w:szCs w:val="21"/>
-          </w:rPr>
-          <w:t xml:space="preserve">https://github.com/YOUR-USERNAME/spacex-falcon9-capstone/blob/main/notebooks/06_folium_map.py</w:t>
-        </w:r>
-      </w:hyperlink>
+        <w:t xml:space="preserve">Figure 7. Static rendering of the interactive Folium map: all 4 launch sites with every launch record plotted and colored by landing outcome.</w:t>
+      </w:r>
     </w:p>
     <w:p>
       <w:pPr>
@@ -1800,7 +1776,7 @@
         <w:spacing w:after="120" w:before="240"/>
       </w:pPr>
       <w:r>
-        <w:t xml:space="preserve">Plotly Dash App</w:t>
+        <w:t xml:space="preserve">Proximity Analysis</w:t>
       </w:r>
     </w:p>
     <w:p>
@@ -1812,8 +1788,299 @@
           <w:sz w:val="22"/>
           <w:szCs w:val="22"/>
         </w:rPr>
-        <w:t xml:space="preserve">A Plotly Dash dashboard (dashboard/app.py) provides a dropdown to filter by launch site, a live-updating pie chart of success rate, and a payload-vs-outcome scatter plot filterable by a payload-mass range slider.</w:t>
-      </w:r>
+        <w:t xml:space="preserve">Distances from KSC LC-39A to the nearest surrounding features were computed with the haversine formula. The coastline point was read off the map; the city, railway, and highway coordinates were taken from OpenStreetMap as the nearest place=city node and the nearest node of a way tagged railway=rail and highway=secondary respectively.</w:t>
+      </w:r>
+    </w:p>
+    <w:tbl>
+      <w:tblPr>
+        <w:tblW w:type="dxa" w:w="9000"/>
+        <w:tblBorders>
+          <w:top w:val="single" w:color="auto" w:sz="4"/>
+          <w:left w:val="single" w:color="auto" w:sz="4"/>
+          <w:bottom w:val="single" w:color="auto" w:sz="4"/>
+          <w:right w:val="single" w:color="auto" w:sz="4"/>
+          <w:insideH w:val="single" w:color="auto" w:sz="4"/>
+          <w:insideV w:val="single" w:color="auto" w:sz="4"/>
+        </w:tblBorders>
+      </w:tblPr>
+      <w:tblGrid>
+        <w:gridCol w:w="1800"/>
+        <w:gridCol w:w="4200"/>
+        <w:gridCol w:w="3000"/>
+      </w:tblGrid>
+      <w:tr>
+        <w:tc>
+          <w:tcPr>
+            <w:tcW w:type="dxa" w:w="2000"/>
+            <w:shd w:fill="3B60E4" w:val="clear"/>
+          </w:tcPr>
+          <w:p>
+            <w:r>
+              <w:rPr>
+                <w:b/>
+                <w:bCs/>
+                <w:color w:val="FFFFFF"/>
+                <w:sz w:val="20"/>
+                <w:szCs w:val="20"/>
+              </w:rPr>
+              <w:t xml:space="preserve">Feature</w:t>
+            </w:r>
+          </w:p>
+        </w:tc>
+        <w:tc>
+          <w:tcPr>
+            <w:tcW w:type="dxa" w:w="2000"/>
+            <w:shd w:fill="3B60E4" w:val="clear"/>
+          </w:tcPr>
+          <w:p>
+            <w:r>
+              <w:rPr>
+                <w:b/>
+                <w:bCs/>
+                <w:color w:val="FFFFFF"/>
+                <w:sz w:val="20"/>
+                <w:szCs w:val="20"/>
+              </w:rPr>
+              <w:t xml:space="preserve">Nearest instance</w:t>
+            </w:r>
+          </w:p>
+        </w:tc>
+        <w:tc>
+          <w:tcPr>
+            <w:tcW w:type="dxa" w:w="2000"/>
+            <w:shd w:fill="3B60E4" w:val="clear"/>
+          </w:tcPr>
+          <w:p>
+            <w:r>
+              <w:rPr>
+                <w:b/>
+                <w:bCs/>
+                <w:color w:val="FFFFFF"/>
+                <w:sz w:val="20"/>
+                <w:szCs w:val="20"/>
+              </w:rPr>
+              <w:t xml:space="preserve">Distance from KSC LC-39A</w:t>
+            </w:r>
+          </w:p>
+        </w:tc>
+      </w:tr>
+      <w:tr>
+        <w:tc>
+          <w:tcPr>
+            <w:tcW w:type="dxa" w:w="2000"/>
+          </w:tcPr>
+          <w:p>
+            <w:r>
+              <w:rPr>
+                <w:b w:val="false"/>
+                <w:bCs w:val="false"/>
+                <w:color w:val="000000"/>
+                <w:sz w:val="20"/>
+                <w:szCs w:val="20"/>
+              </w:rPr>
+              <w:t xml:space="preserve">Coastline</w:t>
+            </w:r>
+          </w:p>
+        </w:tc>
+        <w:tc>
+          <w:tcPr>
+            <w:tcW w:type="dxa" w:w="2000"/>
+          </w:tcPr>
+          <w:p>
+            <w:r>
+              <w:rPr>
+                <w:b w:val="false"/>
+                <w:bCs w:val="false"/>
+                <w:color w:val="000000"/>
+                <w:sz w:val="20"/>
+                <w:szCs w:val="20"/>
+              </w:rPr>
+              <w:t xml:space="preserve">Atlantic shoreline (east of pad)</w:t>
+            </w:r>
+          </w:p>
+        </w:tc>
+        <w:tc>
+          <w:tcPr>
+            <w:tcW w:type="dxa" w:w="2000"/>
+          </w:tcPr>
+          <w:p>
+            <w:r>
+              <w:rPr>
+                <w:b w:val="false"/>
+                <w:bCs w:val="false"/>
+                <w:color w:val="000000"/>
+                <w:sz w:val="20"/>
+                <w:szCs w:val="20"/>
+              </w:rPr>
+              <w:t xml:space="preserve">7.43 km</w:t>
+            </w:r>
+          </w:p>
+        </w:tc>
+      </w:tr>
+      <w:tr>
+        <w:tc>
+          <w:tcPr>
+            <w:tcW w:type="dxa" w:w="2000"/>
+          </w:tcPr>
+          <w:p>
+            <w:r>
+              <w:rPr>
+                <w:b w:val="false"/>
+                <w:bCs w:val="false"/>
+                <w:color w:val="000000"/>
+                <w:sz w:val="20"/>
+                <w:szCs w:val="20"/>
+              </w:rPr>
+              <w:t xml:space="preserve">City</w:t>
+            </w:r>
+          </w:p>
+        </w:tc>
+        <w:tc>
+          <w:tcPr>
+            <w:tcW w:type="dxa" w:w="2000"/>
+          </w:tcPr>
+          <w:p>
+            <w:r>
+              <w:rPr>
+                <w:b w:val="false"/>
+                <w:bCs w:val="false"/>
+                <w:color w:val="000000"/>
+                <w:sz w:val="20"/>
+                <w:szCs w:val="20"/>
+              </w:rPr>
+              <w:t xml:space="preserve">Titusville, FL</w:t>
+            </w:r>
+          </w:p>
+        </w:tc>
+        <w:tc>
+          <w:tcPr>
+            <w:tcW w:type="dxa" w:w="2000"/>
+          </w:tcPr>
+          <w:p>
+            <w:r>
+              <w:rPr>
+                <w:b w:val="false"/>
+                <w:bCs w:val="false"/>
+                <w:color w:val="000000"/>
+                <w:sz w:val="20"/>
+                <w:szCs w:val="20"/>
+              </w:rPr>
+              <w:t xml:space="preserve">16.33 km</w:t>
+            </w:r>
+          </w:p>
+        </w:tc>
+      </w:tr>
+      <w:tr>
+        <w:tc>
+          <w:tcPr>
+            <w:tcW w:type="dxa" w:w="2000"/>
+          </w:tcPr>
+          <w:p>
+            <w:r>
+              <w:rPr>
+                <w:b w:val="false"/>
+                <w:bCs w:val="false"/>
+                <w:color w:val="000000"/>
+                <w:sz w:val="20"/>
+                <w:szCs w:val="20"/>
+              </w:rPr>
+              <w:t xml:space="preserve">Railway</w:t>
+            </w:r>
+          </w:p>
+        </w:tc>
+        <w:tc>
+          <w:tcPr>
+            <w:tcW w:type="dxa" w:w="2000"/>
+          </w:tcPr>
+          <w:p>
+            <w:r>
+              <w:rPr>
+                <w:b w:val="false"/>
+                <w:bCs w:val="false"/>
+                <w:color w:val="000000"/>
+                <w:sz w:val="20"/>
+                <w:szCs w:val="20"/>
+              </w:rPr>
+              <w:t xml:space="preserve">NASA Railroad</w:t>
+            </w:r>
+          </w:p>
+        </w:tc>
+        <w:tc>
+          <w:tcPr>
+            <w:tcW w:type="dxa" w:w="2000"/>
+          </w:tcPr>
+          <w:p>
+            <w:r>
+              <w:rPr>
+                <w:b w:val="false"/>
+                <w:bCs w:val="false"/>
+                <w:color w:val="000000"/>
+                <w:sz w:val="20"/>
+                <w:szCs w:val="20"/>
+              </w:rPr>
+              <w:t xml:space="preserve">0.69 km</w:t>
+            </w:r>
+          </w:p>
+        </w:tc>
+      </w:tr>
+      <w:tr>
+        <w:tc>
+          <w:tcPr>
+            <w:tcW w:type="dxa" w:w="2000"/>
+          </w:tcPr>
+          <w:p>
+            <w:r>
+              <w:rPr>
+                <w:b w:val="false"/>
+                <w:bCs w:val="false"/>
+                <w:color w:val="000000"/>
+                <w:sz w:val="20"/>
+                <w:szCs w:val="20"/>
+              </w:rPr>
+              <w:t xml:space="preserve">Highway</w:t>
+            </w:r>
+          </w:p>
+        </w:tc>
+        <w:tc>
+          <w:tcPr>
+            <w:tcW w:type="dxa" w:w="2000"/>
+          </w:tcPr>
+          <w:p>
+            <w:r>
+              <w:rPr>
+                <w:b w:val="false"/>
+                <w:bCs w:val="false"/>
+                <w:color w:val="000000"/>
+                <w:sz w:val="20"/>
+                <w:szCs w:val="20"/>
+              </w:rPr>
+              <w:t xml:space="preserve">Kennedy Parkway North</w:t>
+            </w:r>
+          </w:p>
+        </w:tc>
+        <w:tc>
+          <w:tcPr>
+            <w:tcW w:type="dxa" w:w="2000"/>
+          </w:tcPr>
+          <w:p>
+            <w:r>
+              <w:rPr>
+                <w:b w:val="false"/>
+                <w:bCs w:val="false"/>
+                <w:color w:val="000000"/>
+                <w:sz w:val="20"/>
+                <w:szCs w:val="20"/>
+              </w:rPr>
+              <w:t xml:space="preserve">0.85 km</w:t>
+            </w:r>
+          </w:p>
+        </w:tc>
+      </w:tr>
+    </w:tbl>
+    <w:p>
+      <w:pPr>
+        <w:spacing w:after="200"/>
+      </w:pPr>
     </w:p>
     <w:p>
       <w:pPr>
@@ -1823,7 +2090,7 @@
       <w:r>
         <w:drawing>
           <wp:inline distT="0" distB="0" distL="0" distR="0">
-            <wp:extent cx="3810000" cy="2362200"/>
+            <wp:extent cx="5238750" cy="4533900"/>
             <wp:effectExtent t="0" r="0" b="0" l="0"/>
             <wp:docPr id="1" name="" descr="" title=""/>
             <wp:cNvGraphicFramePr>
@@ -1848,7 +2115,7 @@
                   <pic:spPr bwMode="auto">
                     <a:xfrm>
                       <a:off x="0" y="0"/>
-                      <a:ext cx="3810000" cy="2362200"/>
+                      <a:ext cx="5238750" cy="4533900"/>
                     </a:xfrm>
                     <a:prstGeom prst="rect">
                       <a:avLst/>
@@ -1874,7 +2141,64 @@
           <w:sz w:val="19"/>
           <w:szCs w:val="19"/>
         </w:rPr>
-        <w:t xml:space="preserve">Figure 8. Share of total successful landings contributed by each launch site.</w:t>
+        <w:t xml:space="preserve">Figure 8. Proximity analysis — distance lines from KSC LC-39A to the nearest coastline, city, railway, and highway.</w:t>
+      </w:r>
+    </w:p>
+    <w:p>
+      <w:pPr>
+        <w:spacing w:after="160"/>
+      </w:pPr>
+      <w:r>
+        <w:rPr>
+          <w:sz w:val="22"/>
+          <w:szCs w:val="22"/>
+        </w:rPr>
+        <w:t xml:space="preserve">The pattern matches real launch-site siting constraints: the pad sits close to open water for downrange safety and within a kilometre of both rail and road links, since boosters and stages arrive overland, yet is kept well clear of the nearest population centre.</w:t>
+      </w:r>
+    </w:p>
+    <w:p>
+      <w:pPr>
+        <w:spacing w:after="200"/>
+      </w:pPr>
+      <w:r>
+        <w:rPr>
+          <w:b/>
+          <w:bCs/>
+          <w:sz w:val="21"/>
+          <w:szCs w:val="21"/>
+        </w:rPr>
+        <w:t xml:space="preserve">GitHub repository: </w:t>
+      </w:r>
+      <w:hyperlink w:history="1" r:id="rIdbewxldety4suu0lkrrnug">
+        <w:r>
+          <w:rPr>
+            <w:rStyle w:val="Hyperlink"/>
+            <w:sz w:val="21"/>
+            <w:szCs w:val="21"/>
+          </w:rPr>
+          <w:t xml:space="preserve">https://github.com/razerblade09/spacex-falcon9-capstone/blob/main/notebooks/06_folium_map.py</w:t>
+        </w:r>
+      </w:hyperlink>
+    </w:p>
+    <w:p>
+      <w:pPr>
+        <w:pStyle w:val="Heading2"/>
+        <w:spacing w:after="120" w:before="240"/>
+      </w:pPr>
+      <w:r>
+        <w:t xml:space="preserve">Plotly Dash App</w:t>
+      </w:r>
+    </w:p>
+    <w:p>
+      <w:pPr>
+        <w:spacing w:after="160"/>
+      </w:pPr>
+      <w:r>
+        <w:rPr>
+          <w:sz w:val="22"/>
+          <w:szCs w:val="22"/>
+        </w:rPr>
+        <w:t xml:space="preserve">A Plotly Dash dashboard (dashboard/app.py) provides a dropdown to filter by launch site, a live-updating pie chart of success rate, and a payload-vs-outcome scatter plot filterable by a payload-mass range slider.</w:t>
       </w:r>
     </w:p>
     <w:p>
@@ -1885,7 +2209,7 @@
       <w:r>
         <w:drawing>
           <wp:inline distT="0" distB="0" distL="0" distR="0">
-            <wp:extent cx="5238750" cy="3248025"/>
+            <wp:extent cx="3810000" cy="3810000"/>
             <wp:effectExtent t="0" r="0" b="0" l="0"/>
             <wp:docPr id="1" name="" descr="" title=""/>
             <wp:cNvGraphicFramePr>
@@ -1910,7 +2234,7 @@
                   <pic:spPr bwMode="auto">
                     <a:xfrm>
                       <a:off x="0" y="0"/>
-                      <a:ext cx="5238750" cy="3248025"/>
+                      <a:ext cx="3810000" cy="3810000"/>
                     </a:xfrm>
                     <a:prstGeom prst="rect">
                       <a:avLst/>
@@ -1936,386 +2260,8 @@
           <w:sz w:val="19"/>
           <w:szCs w:val="19"/>
         </w:rPr>
-        <w:t xml:space="preserve">Figure 9. Payload mass vs. launch outcome, colored by booster version category.</w:t>
-      </w:r>
-    </w:p>
-    <w:p>
-      <w:pPr>
-        <w:spacing w:after="160"/>
-      </w:pPr>
-      <w:r>
-        <w:rPr>
-          <w:sz w:val="22"/>
-          <w:szCs w:val="22"/>
-        </w:rPr>
-        <w:t xml:space="preserve">Newer booster generations (FT, B4, B5) succeed reliably across a much wider payload range than early versions (v1.0, v1.1) — visual confirmation that booster maturity, not just payload mass alone, drives landing success.</w:t>
-      </w:r>
-    </w:p>
-    <w:p>
-      <w:pPr>
-        <w:spacing w:after="200"/>
-      </w:pPr>
-      <w:r>
-        <w:rPr>
-          <w:b/>
-          <w:bCs/>
-          <w:sz w:val="21"/>
-          <w:szCs w:val="21"/>
-        </w:rPr>
-        <w:t xml:space="preserve">GitHub repository: </w:t>
-      </w:r>
-      <w:hyperlink w:history="1" r:id="rIdv8bq7yjcizqs-7unxrify">
-        <w:r>
-          <w:rPr>
-            <w:rStyle w:val="Hyperlink"/>
-            <w:sz w:val="21"/>
-            <w:szCs w:val="21"/>
-          </w:rPr>
-          <w:t xml:space="preserve">https://github.com/YOUR-USERNAME/spacex-falcon9-capstone/blob/main/dashboard/app.py</w:t>
-        </w:r>
-      </w:hyperlink>
-    </w:p>
-    <w:p>
-      <w:pPr>
-        <w:pStyle w:val="Heading1"/>
-        <w:spacing w:after="160" w:before="320"/>
-      </w:pPr>
-      <w:r>
-        <w:t xml:space="preserve">Predictive Analysis</w:t>
-      </w:r>
-    </w:p>
-    <w:p>
-      <w:pPr>
-        <w:pStyle w:val="Heading2"/>
-        <w:spacing w:after="120" w:before="240"/>
-      </w:pPr>
-      <w:r>
-        <w:t xml:space="preserve">Methodology</w:t>
-      </w:r>
-    </w:p>
-    <w:p>
-      <w:pPr>
-        <w:spacing w:after="160"/>
-      </w:pPr>
-      <w:r>
-        <w:rPr>
-          <w:sz w:val="22"/>
-          <w:szCs w:val="22"/>
-        </w:rPr>
-        <w:t xml:space="preserve">Features: 80 one-hot-encoded columns (orbit, launch site, landing pad, booster serial) plus flight number, payload mass, flight count, grid fins, reused flag, legs, and booster block — standardized with StandardScaler. Data was split 80/20 into train (72 launches) and test (18 launches) sets.</w:t>
-      </w:r>
-    </w:p>
-    <w:p>
-      <w:pPr>
-        <w:spacing w:after="160"/>
-      </w:pPr>
-      <w:r>
-        <w:rPr>
-          <w:sz w:val="22"/>
-          <w:szCs w:val="22"/>
-        </w:rPr>
-        <w:t xml:space="preserve">Four classifiers were trained and tuned via 10-fold GridSearchCV: Logistic Regression (C, penalty, solver), Support Vector Machine (kernel, C, gamma), Decision Tree (criterion, max_depth, min_samples_split), and K-Nearest Neighbors (n_neighbors, distance metric).</w:t>
-      </w:r>
-    </w:p>
-    <w:p>
-      <w:pPr>
-        <w:pStyle w:val="Heading2"/>
-        <w:spacing w:after="120" w:before="240"/>
-      </w:pPr>
-      <w:r>
-        <w:t xml:space="preserve">Evaluation Results</w:t>
-      </w:r>
-    </w:p>
-    <w:tbl>
-      <w:tblPr>
-        <w:tblW w:type="dxa" w:w="9000"/>
-        <w:tblBorders>
-          <w:top w:val="single" w:color="auto" w:sz="4"/>
-          <w:left w:val="single" w:color="auto" w:sz="4"/>
-          <w:bottom w:val="single" w:color="auto" w:sz="4"/>
-          <w:right w:val="single" w:color="auto" w:sz="4"/>
-          <w:insideH w:val="single" w:color="auto" w:sz="4"/>
-          <w:insideV w:val="single" w:color="auto" w:sz="4"/>
-        </w:tblBorders>
-      </w:tblPr>
-      <w:tblGrid>
-        <w:gridCol w:w="4500"/>
-        <w:gridCol w:w="2500"/>
-        <w:gridCol w:w="2500"/>
-      </w:tblGrid>
-      <w:tr>
-        <w:tc>
-          <w:tcPr>
-            <w:tcW w:type="dxa" w:w="2000"/>
-            <w:shd w:fill="3B60E4" w:val="clear"/>
-          </w:tcPr>
-          <w:p>
-            <w:r>
-              <w:rPr>
-                <w:b/>
-                <w:bCs/>
-                <w:color w:val="FFFFFF"/>
-                <w:sz w:val="20"/>
-                <w:szCs w:val="20"/>
-              </w:rPr>
-              <w:t xml:space="preserve">Model</w:t>
-            </w:r>
-          </w:p>
-        </w:tc>
-        <w:tc>
-          <w:tcPr>
-            <w:tcW w:type="dxa" w:w="2000"/>
-            <w:shd w:fill="3B60E4" w:val="clear"/>
-          </w:tcPr>
-          <w:p>
-            <w:r>
-              <w:rPr>
-                <w:b/>
-                <w:bCs/>
-                <w:color w:val="FFFFFF"/>
-                <w:sz w:val="20"/>
-                <w:szCs w:val="20"/>
-              </w:rPr>
-              <w:t xml:space="preserve">CV Score</w:t>
-            </w:r>
-          </w:p>
-        </w:tc>
-        <w:tc>
-          <w:tcPr>
-            <w:tcW w:type="dxa" w:w="2000"/>
-            <w:shd w:fill="3B60E4" w:val="clear"/>
-          </w:tcPr>
-          <w:p>
-            <w:r>
-              <w:rPr>
-                <w:b/>
-                <w:bCs/>
-                <w:color w:val="FFFFFF"/>
-                <w:sz w:val="20"/>
-                <w:szCs w:val="20"/>
-              </w:rPr>
-              <w:t xml:space="preserve">Test Accuracy</w:t>
-            </w:r>
-          </w:p>
-        </w:tc>
-      </w:tr>
-      <w:tr>
-        <w:tc>
-          <w:tcPr>
-            <w:tcW w:type="dxa" w:w="2000"/>
-          </w:tcPr>
-          <w:p>
-            <w:r>
-              <w:rPr>
-                <w:b w:val="false"/>
-                <w:bCs w:val="false"/>
-                <w:color w:val="000000"/>
-                <w:sz w:val="20"/>
-                <w:szCs w:val="20"/>
-              </w:rPr>
-              <w:t xml:space="preserve">Logistic Regression</w:t>
-            </w:r>
-          </w:p>
-        </w:tc>
-        <w:tc>
-          <w:tcPr>
-            <w:tcW w:type="dxa" w:w="2000"/>
-          </w:tcPr>
-          <w:p>
-            <w:r>
-              <w:rPr>
-                <w:b w:val="false"/>
-                <w:bCs w:val="false"/>
-                <w:color w:val="000000"/>
-                <w:sz w:val="20"/>
-                <w:szCs w:val="20"/>
-              </w:rPr>
-              <w:t xml:space="preserve">0.821</w:t>
-            </w:r>
-          </w:p>
-        </w:tc>
-        <w:tc>
-          <w:tcPr>
-            <w:tcW w:type="dxa" w:w="2000"/>
-          </w:tcPr>
-          <w:p>
-            <w:r>
-              <w:rPr>
-                <w:b w:val="false"/>
-                <w:bCs w:val="false"/>
-                <w:color w:val="000000"/>
-                <w:sz w:val="20"/>
-                <w:szCs w:val="20"/>
-              </w:rPr>
-              <w:t xml:space="preserve">0.833</w:t>
-            </w:r>
-          </w:p>
-        </w:tc>
-      </w:tr>
-      <w:tr>
-        <w:tc>
-          <w:tcPr>
-            <w:tcW w:type="dxa" w:w="2000"/>
-          </w:tcPr>
-          <w:p>
-            <w:r>
-              <w:rPr>
-                <w:b w:val="false"/>
-                <w:bCs w:val="false"/>
-                <w:color w:val="000000"/>
-                <w:sz w:val="20"/>
-                <w:szCs w:val="20"/>
-              </w:rPr>
-              <w:t xml:space="preserve">SVM</w:t>
-            </w:r>
-          </w:p>
-        </w:tc>
-        <w:tc>
-          <w:tcPr>
-            <w:tcW w:type="dxa" w:w="2000"/>
-          </w:tcPr>
-          <w:p>
-            <w:r>
-              <w:rPr>
-                <w:b w:val="false"/>
-                <w:bCs w:val="false"/>
-                <w:color w:val="000000"/>
-                <w:sz w:val="20"/>
-                <w:szCs w:val="20"/>
-              </w:rPr>
-              <w:t xml:space="preserve">0.834</w:t>
-            </w:r>
-          </w:p>
-        </w:tc>
-        <w:tc>
-          <w:tcPr>
-            <w:tcW w:type="dxa" w:w="2000"/>
-          </w:tcPr>
-          <w:p>
-            <w:r>
-              <w:rPr>
-                <w:b w:val="false"/>
-                <w:bCs w:val="false"/>
-                <w:color w:val="000000"/>
-                <w:sz w:val="20"/>
-                <w:szCs w:val="20"/>
-              </w:rPr>
-              <w:t xml:space="preserve">0.833</w:t>
-            </w:r>
-          </w:p>
-        </w:tc>
-      </w:tr>
-      <w:tr>
-        <w:tc>
-          <w:tcPr>
-            <w:tcW w:type="dxa" w:w="2000"/>
-          </w:tcPr>
-          <w:p>
-            <w:r>
-              <w:rPr>
-                <w:b w:val="false"/>
-                <w:bCs w:val="false"/>
-                <w:color w:val="000000"/>
-                <w:sz w:val="20"/>
-                <w:szCs w:val="20"/>
-              </w:rPr>
-              <w:t xml:space="preserve">KNN</w:t>
-            </w:r>
-          </w:p>
-        </w:tc>
-        <w:tc>
-          <w:tcPr>
-            <w:tcW w:type="dxa" w:w="2000"/>
-          </w:tcPr>
-          <w:p>
-            <w:r>
-              <w:rPr>
-                <w:b w:val="false"/>
-                <w:bCs w:val="false"/>
-                <w:color w:val="000000"/>
-                <w:sz w:val="20"/>
-                <w:szCs w:val="20"/>
-              </w:rPr>
-              <w:t xml:space="preserve">0.834</w:t>
-            </w:r>
-          </w:p>
-        </w:tc>
-        <w:tc>
-          <w:tcPr>
-            <w:tcW w:type="dxa" w:w="2000"/>
-          </w:tcPr>
-          <w:p>
-            <w:r>
-              <w:rPr>
-                <w:b w:val="false"/>
-                <w:bCs w:val="false"/>
-                <w:color w:val="000000"/>
-                <w:sz w:val="20"/>
-                <w:szCs w:val="20"/>
-              </w:rPr>
-              <w:t xml:space="preserve">0.833</w:t>
-            </w:r>
-          </w:p>
-        </w:tc>
-      </w:tr>
-      <w:tr>
-        <w:tc>
-          <w:tcPr>
-            <w:tcW w:type="dxa" w:w="2000"/>
-          </w:tcPr>
-          <w:p>
-            <w:r>
-              <w:rPr>
-                <w:b w:val="false"/>
-                <w:bCs w:val="false"/>
-                <w:color w:val="000000"/>
-                <w:sz w:val="20"/>
-                <w:szCs w:val="20"/>
-              </w:rPr>
-              <w:t xml:space="preserve">Decision Tree</w:t>
-            </w:r>
-          </w:p>
-        </w:tc>
-        <w:tc>
-          <w:tcPr>
-            <w:tcW w:type="dxa" w:w="2000"/>
-          </w:tcPr>
-          <w:p>
-            <w:r>
-              <w:rPr>
-                <w:b w:val="false"/>
-                <w:bCs w:val="false"/>
-                <w:color w:val="000000"/>
-                <w:sz w:val="20"/>
-                <w:szCs w:val="20"/>
-              </w:rPr>
-              <w:t xml:space="preserve">0.804</w:t>
-            </w:r>
-          </w:p>
-        </w:tc>
-        <w:tc>
-          <w:tcPr>
-            <w:tcW w:type="dxa" w:w="2000"/>
-          </w:tcPr>
-          <w:p>
-            <w:r>
-              <w:rPr>
-                <w:b w:val="false"/>
-                <w:bCs w:val="false"/>
-                <w:color w:val="000000"/>
-                <w:sz w:val="20"/>
-                <w:szCs w:val="20"/>
-              </w:rPr>
-              <w:t xml:space="preserve">0.778</w:t>
-            </w:r>
-          </w:p>
-        </w:tc>
-      </w:tr>
-    </w:tbl>
-    <w:p>
-      <w:pPr>
-        <w:spacing w:after="200"/>
-      </w:pPr>
+        <w:t xml:space="preserve">Figure 9. Share of total successful landings contributed by each launch site.</w:t>
+      </w:r>
     </w:p>
     <w:p>
       <w:pPr>
@@ -2325,7 +2271,7 @@
       <w:r>
         <w:drawing>
           <wp:inline distT="0" distB="0" distL="0" distR="0">
-            <wp:extent cx="4286250" cy="2657475"/>
+            <wp:extent cx="5238750" cy="3495675"/>
             <wp:effectExtent t="0" r="0" b="0" l="0"/>
             <wp:docPr id="1" name="" descr="" title=""/>
             <wp:cNvGraphicFramePr>
@@ -2350,7 +2296,7 @@
                   <pic:spPr bwMode="auto">
                     <a:xfrm>
                       <a:off x="0" y="0"/>
-                      <a:ext cx="4286250" cy="2657475"/>
+                      <a:ext cx="5238750" cy="3495675"/>
                     </a:xfrm>
                     <a:prstGeom prst="rect">
                       <a:avLst/>
@@ -2376,8 +2322,386 @@
           <w:sz w:val="19"/>
           <w:szCs w:val="19"/>
         </w:rPr>
-        <w:t xml:space="preserve">Figure 10. Test accuracy comparison across all four models.</w:t>
-      </w:r>
+        <w:t xml:space="preserve">Figure 10. Payload mass vs. launch outcome, colored by booster version category.</w:t>
+      </w:r>
+    </w:p>
+    <w:p>
+      <w:pPr>
+        <w:spacing w:after="160"/>
+      </w:pPr>
+      <w:r>
+        <w:rPr>
+          <w:sz w:val="22"/>
+          <w:szCs w:val="22"/>
+        </w:rPr>
+        <w:t xml:space="preserve">Newer booster generations (FT, B4, B5) succeed reliably across a much wider payload range than early versions (v1.0, v1.1) — visual confirmation that booster maturity, not just payload mass alone, drives landing success.</w:t>
+      </w:r>
+    </w:p>
+    <w:p>
+      <w:pPr>
+        <w:spacing w:after="200"/>
+      </w:pPr>
+      <w:r>
+        <w:rPr>
+          <w:b/>
+          <w:bCs/>
+          <w:sz w:val="21"/>
+          <w:szCs w:val="21"/>
+        </w:rPr>
+        <w:t xml:space="preserve">GitHub repository: </w:t>
+      </w:r>
+      <w:hyperlink w:history="1" r:id="rIdrma0c7entvimvvm0shfbb">
+        <w:r>
+          <w:rPr>
+            <w:rStyle w:val="Hyperlink"/>
+            <w:sz w:val="21"/>
+            <w:szCs w:val="21"/>
+          </w:rPr>
+          <w:t xml:space="preserve">https://github.com/razerblade09/spacex-falcon9-capstone/blob/main/dashboard/app.py</w:t>
+        </w:r>
+      </w:hyperlink>
+    </w:p>
+    <w:p>
+      <w:pPr>
+        <w:pStyle w:val="Heading1"/>
+        <w:spacing w:after="160" w:before="320"/>
+      </w:pPr>
+      <w:r>
+        <w:t xml:space="preserve">Predictive Analysis</w:t>
+      </w:r>
+    </w:p>
+    <w:p>
+      <w:pPr>
+        <w:pStyle w:val="Heading2"/>
+        <w:spacing w:after="120" w:before="240"/>
+      </w:pPr>
+      <w:r>
+        <w:t xml:space="preserve">Methodology</w:t>
+      </w:r>
+    </w:p>
+    <w:p>
+      <w:pPr>
+        <w:spacing w:after="160"/>
+      </w:pPr>
+      <w:r>
+        <w:rPr>
+          <w:sz w:val="22"/>
+          <w:szCs w:val="22"/>
+        </w:rPr>
+        <w:t xml:space="preserve">Features: 80 one-hot-encoded columns (orbit, launch site, landing pad, booster serial) plus flight number, payload mass, flight count, grid fins, reused flag, legs, and booster block — standardized with StandardScaler. Data was split 80/20 into train (72 launches) and test (18 launches) sets.</w:t>
+      </w:r>
+    </w:p>
+    <w:p>
+      <w:pPr>
+        <w:spacing w:after="160"/>
+      </w:pPr>
+      <w:r>
+        <w:rPr>
+          <w:sz w:val="22"/>
+          <w:szCs w:val="22"/>
+        </w:rPr>
+        <w:t xml:space="preserve">Four classifiers were trained and tuned via 10-fold GridSearchCV: Logistic Regression (C, penalty, solver), Support Vector Machine (kernel, C, gamma), Decision Tree (criterion, max_depth, min_samples_split), and K-Nearest Neighbors (n_neighbors, distance metric).</w:t>
+      </w:r>
+    </w:p>
+    <w:p>
+      <w:pPr>
+        <w:pStyle w:val="Heading2"/>
+        <w:spacing w:after="120" w:before="240"/>
+      </w:pPr>
+      <w:r>
+        <w:t xml:space="preserve">Evaluation Results</w:t>
+      </w:r>
+    </w:p>
+    <w:tbl>
+      <w:tblPr>
+        <w:tblW w:type="dxa" w:w="9000"/>
+        <w:tblBorders>
+          <w:top w:val="single" w:color="auto" w:sz="4"/>
+          <w:left w:val="single" w:color="auto" w:sz="4"/>
+          <w:bottom w:val="single" w:color="auto" w:sz="4"/>
+          <w:right w:val="single" w:color="auto" w:sz="4"/>
+          <w:insideH w:val="single" w:color="auto" w:sz="4"/>
+          <w:insideV w:val="single" w:color="auto" w:sz="4"/>
+        </w:tblBorders>
+      </w:tblPr>
+      <w:tblGrid>
+        <w:gridCol w:w="4500"/>
+        <w:gridCol w:w="2500"/>
+        <w:gridCol w:w="2500"/>
+      </w:tblGrid>
+      <w:tr>
+        <w:tc>
+          <w:tcPr>
+            <w:tcW w:type="dxa" w:w="2000"/>
+            <w:shd w:fill="3B60E4" w:val="clear"/>
+          </w:tcPr>
+          <w:p>
+            <w:r>
+              <w:rPr>
+                <w:b/>
+                <w:bCs/>
+                <w:color w:val="FFFFFF"/>
+                <w:sz w:val="20"/>
+                <w:szCs w:val="20"/>
+              </w:rPr>
+              <w:t xml:space="preserve">Model</w:t>
+            </w:r>
+          </w:p>
+        </w:tc>
+        <w:tc>
+          <w:tcPr>
+            <w:tcW w:type="dxa" w:w="2000"/>
+            <w:shd w:fill="3B60E4" w:val="clear"/>
+          </w:tcPr>
+          <w:p>
+            <w:r>
+              <w:rPr>
+                <w:b/>
+                <w:bCs/>
+                <w:color w:val="FFFFFF"/>
+                <w:sz w:val="20"/>
+                <w:szCs w:val="20"/>
+              </w:rPr>
+              <w:t xml:space="preserve">CV Score</w:t>
+            </w:r>
+          </w:p>
+        </w:tc>
+        <w:tc>
+          <w:tcPr>
+            <w:tcW w:type="dxa" w:w="2000"/>
+            <w:shd w:fill="3B60E4" w:val="clear"/>
+          </w:tcPr>
+          <w:p>
+            <w:r>
+              <w:rPr>
+                <w:b/>
+                <w:bCs/>
+                <w:color w:val="FFFFFF"/>
+                <w:sz w:val="20"/>
+                <w:szCs w:val="20"/>
+              </w:rPr>
+              <w:t xml:space="preserve">Test Accuracy</w:t>
+            </w:r>
+          </w:p>
+        </w:tc>
+      </w:tr>
+      <w:tr>
+        <w:tc>
+          <w:tcPr>
+            <w:tcW w:type="dxa" w:w="2000"/>
+          </w:tcPr>
+          <w:p>
+            <w:r>
+              <w:rPr>
+                <w:b w:val="false"/>
+                <w:bCs w:val="false"/>
+                <w:color w:val="000000"/>
+                <w:sz w:val="20"/>
+                <w:szCs w:val="20"/>
+              </w:rPr>
+              <w:t xml:space="preserve">Logistic Regression</w:t>
+            </w:r>
+          </w:p>
+        </w:tc>
+        <w:tc>
+          <w:tcPr>
+            <w:tcW w:type="dxa" w:w="2000"/>
+          </w:tcPr>
+          <w:p>
+            <w:r>
+              <w:rPr>
+                <w:b w:val="false"/>
+                <w:bCs w:val="false"/>
+                <w:color w:val="000000"/>
+                <w:sz w:val="20"/>
+                <w:szCs w:val="20"/>
+              </w:rPr>
+              <w:t xml:space="preserve">0.821</w:t>
+            </w:r>
+          </w:p>
+        </w:tc>
+        <w:tc>
+          <w:tcPr>
+            <w:tcW w:type="dxa" w:w="2000"/>
+          </w:tcPr>
+          <w:p>
+            <w:r>
+              <w:rPr>
+                <w:b w:val="false"/>
+                <w:bCs w:val="false"/>
+                <w:color w:val="000000"/>
+                <w:sz w:val="20"/>
+                <w:szCs w:val="20"/>
+              </w:rPr>
+              <w:t xml:space="preserve">0.833</w:t>
+            </w:r>
+          </w:p>
+        </w:tc>
+      </w:tr>
+      <w:tr>
+        <w:tc>
+          <w:tcPr>
+            <w:tcW w:type="dxa" w:w="2000"/>
+          </w:tcPr>
+          <w:p>
+            <w:r>
+              <w:rPr>
+                <w:b w:val="false"/>
+                <w:bCs w:val="false"/>
+                <w:color w:val="000000"/>
+                <w:sz w:val="20"/>
+                <w:szCs w:val="20"/>
+              </w:rPr>
+              <w:t xml:space="preserve">SVM</w:t>
+            </w:r>
+          </w:p>
+        </w:tc>
+        <w:tc>
+          <w:tcPr>
+            <w:tcW w:type="dxa" w:w="2000"/>
+          </w:tcPr>
+          <w:p>
+            <w:r>
+              <w:rPr>
+                <w:b w:val="false"/>
+                <w:bCs w:val="false"/>
+                <w:color w:val="000000"/>
+                <w:sz w:val="20"/>
+                <w:szCs w:val="20"/>
+              </w:rPr>
+              <w:t xml:space="preserve">0.834</w:t>
+            </w:r>
+          </w:p>
+        </w:tc>
+        <w:tc>
+          <w:tcPr>
+            <w:tcW w:type="dxa" w:w="2000"/>
+          </w:tcPr>
+          <w:p>
+            <w:r>
+              <w:rPr>
+                <w:b w:val="false"/>
+                <w:bCs w:val="false"/>
+                <w:color w:val="000000"/>
+                <w:sz w:val="20"/>
+                <w:szCs w:val="20"/>
+              </w:rPr>
+              <w:t xml:space="preserve">0.833</w:t>
+            </w:r>
+          </w:p>
+        </w:tc>
+      </w:tr>
+      <w:tr>
+        <w:tc>
+          <w:tcPr>
+            <w:tcW w:type="dxa" w:w="2000"/>
+          </w:tcPr>
+          <w:p>
+            <w:r>
+              <w:rPr>
+                <w:b w:val="false"/>
+                <w:bCs w:val="false"/>
+                <w:color w:val="000000"/>
+                <w:sz w:val="20"/>
+                <w:szCs w:val="20"/>
+              </w:rPr>
+              <w:t xml:space="preserve">KNN</w:t>
+            </w:r>
+          </w:p>
+        </w:tc>
+        <w:tc>
+          <w:tcPr>
+            <w:tcW w:type="dxa" w:w="2000"/>
+          </w:tcPr>
+          <w:p>
+            <w:r>
+              <w:rPr>
+                <w:b w:val="false"/>
+                <w:bCs w:val="false"/>
+                <w:color w:val="000000"/>
+                <w:sz w:val="20"/>
+                <w:szCs w:val="20"/>
+              </w:rPr>
+              <w:t xml:space="preserve">0.834</w:t>
+            </w:r>
+          </w:p>
+        </w:tc>
+        <w:tc>
+          <w:tcPr>
+            <w:tcW w:type="dxa" w:w="2000"/>
+          </w:tcPr>
+          <w:p>
+            <w:r>
+              <w:rPr>
+                <w:b w:val="false"/>
+                <w:bCs w:val="false"/>
+                <w:color w:val="000000"/>
+                <w:sz w:val="20"/>
+                <w:szCs w:val="20"/>
+              </w:rPr>
+              <w:t xml:space="preserve">0.833</w:t>
+            </w:r>
+          </w:p>
+        </w:tc>
+      </w:tr>
+      <w:tr>
+        <w:tc>
+          <w:tcPr>
+            <w:tcW w:type="dxa" w:w="2000"/>
+          </w:tcPr>
+          <w:p>
+            <w:r>
+              <w:rPr>
+                <w:b w:val="false"/>
+                <w:bCs w:val="false"/>
+                <w:color w:val="000000"/>
+                <w:sz w:val="20"/>
+                <w:szCs w:val="20"/>
+              </w:rPr>
+              <w:t xml:space="preserve">Decision Tree</w:t>
+            </w:r>
+          </w:p>
+        </w:tc>
+        <w:tc>
+          <w:tcPr>
+            <w:tcW w:type="dxa" w:w="2000"/>
+          </w:tcPr>
+          <w:p>
+            <w:r>
+              <w:rPr>
+                <w:b w:val="false"/>
+                <w:bCs w:val="false"/>
+                <w:color w:val="000000"/>
+                <w:sz w:val="20"/>
+                <w:szCs w:val="20"/>
+              </w:rPr>
+              <w:t xml:space="preserve">0.804</w:t>
+            </w:r>
+          </w:p>
+        </w:tc>
+        <w:tc>
+          <w:tcPr>
+            <w:tcW w:type="dxa" w:w="2000"/>
+          </w:tcPr>
+          <w:p>
+            <w:r>
+              <w:rPr>
+                <w:b w:val="false"/>
+                <w:bCs w:val="false"/>
+                <w:color w:val="000000"/>
+                <w:sz w:val="20"/>
+                <w:szCs w:val="20"/>
+              </w:rPr>
+              <w:t xml:space="preserve">0.778</w:t>
+            </w:r>
+          </w:p>
+        </w:tc>
+      </w:tr>
+    </w:tbl>
+    <w:p>
+      <w:pPr>
+        <w:spacing w:after="200"/>
+      </w:pPr>
     </w:p>
     <w:p>
       <w:pPr>
@@ -2387,7 +2711,7 @@
       <w:r>
         <w:drawing>
           <wp:inline distT="0" distB="0" distL="0" distR="0">
-            <wp:extent cx="3333750" cy="2066925"/>
+            <wp:extent cx="4286250" cy="2676525"/>
             <wp:effectExtent t="0" r="0" b="0" l="0"/>
             <wp:docPr id="1" name="" descr="" title=""/>
             <wp:cNvGraphicFramePr>
@@ -2412,7 +2736,7 @@
                   <pic:spPr bwMode="auto">
                     <a:xfrm>
                       <a:off x="0" y="0"/>
-                      <a:ext cx="3333750" cy="2066925"/>
+                      <a:ext cx="4286250" cy="2676525"/>
                     </a:xfrm>
                     <a:prstGeom prst="rect">
                       <a:avLst/>
@@ -2438,7 +2762,69 @@
           <w:sz w:val="19"/>
           <w:szCs w:val="19"/>
         </w:rPr>
-        <w:t xml:space="preserve">Figure 11. Confusion matrix for the best model (Logistic Regression).</w:t>
+        <w:t xml:space="preserve">Figure 11. Test accuracy comparison across all four models.</w:t>
+      </w:r>
+    </w:p>
+    <w:p>
+      <w:pPr>
+        <w:spacing w:after="200"/>
+        <w:jc w:val="center"/>
+      </w:pPr>
+      <w:r>
+        <w:drawing>
+          <wp:inline distT="0" distB="0" distL="0" distR="0">
+            <wp:extent cx="3333750" cy="2781300"/>
+            <wp:effectExtent t="0" r="0" b="0" l="0"/>
+            <wp:docPr id="1" name="" descr="" title=""/>
+            <wp:cNvGraphicFramePr>
+              <a:graphicFrameLocks xmlns:a="http://schemas.openxmlformats.org/drawingml/2006/main" noChangeAspect="1"/>
+            </wp:cNvGraphicFramePr>
+            <a:graphic xmlns:a="http://schemas.openxmlformats.org/drawingml/2006/main">
+              <a:graphicData uri="http://schemas.openxmlformats.org/drawingml/2006/picture">
+                <pic:pic xmlns:pic="http://schemas.openxmlformats.org/drawingml/2006/picture">
+                  <pic:nvPicPr>
+                    <pic:cNvPr id="0" name="" descr=""/>
+                    <pic:cNvPicPr>
+                      <a:picLocks noChangeAspect="1" noChangeArrowheads="1"/>
+                    </pic:cNvPicPr>
+                  </pic:nvPicPr>
+                  <pic:blipFill>
+                    <a:blip r:embed="rId18" cstate="none"/>
+                    <a:srcRect/>
+                    <a:stretch>
+                      <a:fillRect/>
+                    </a:stretch>
+                  </pic:blipFill>
+                  <pic:spPr bwMode="auto">
+                    <a:xfrm>
+                      <a:off x="0" y="0"/>
+                      <a:ext cx="3333750" cy="2781300"/>
+                    </a:xfrm>
+                    <a:prstGeom prst="rect">
+                      <a:avLst/>
+                    </a:prstGeom>
+                  </pic:spPr>
+                </pic:pic>
+              </a:graphicData>
+            </a:graphic>
+          </wp:inline>
+        </w:drawing>
+      </w:r>
+    </w:p>
+    <w:p>
+      <w:pPr>
+        <w:spacing w:after="260"/>
+        <w:jc w:val="center"/>
+      </w:pPr>
+      <w:r>
+        <w:rPr>
+          <w:i/>
+          <w:iCs/>
+          <w:color w:val="666666"/>
+          <w:sz w:val="19"/>
+          <w:szCs w:val="19"/>
+        </w:rPr>
+        <w:t xml:space="preserve">Figure 12. Confusion matrix for the best model (Logistic Regression).</w:t>
       </w:r>
     </w:p>
     <w:p>

--- a/Data_Science_Capstone_Project_Report.docx
+++ b/Data_Science_Capstone_Project_Report.docx
@@ -100,7 +100,7 @@
         </w:rPr>
         <w:t xml:space="preserve">GitHub repository: </w:t>
       </w:r>
-      <w:hyperlink w:history="1" r:id="rIdcfqjy-2wsbjjcc4vkzesr">
+      <w:hyperlink w:history="1" r:id="rIdjrryglxy78pgopla8ogts">
         <w:r>
           <w:rPr>
             <w:rStyle w:val="Hyperlink"/>
@@ -120,7 +120,7 @@
           <w:sz w:val="22"/>
           <w:szCs w:val="22"/>
         </w:rPr>
-        <w:t xml:space="preserve">Presentation slides (PDF): Data_Science_Capstone_Presentation.pdf (submitted alongside this report).</w:t>
+        <w:t xml:space="preserve">Presentation slides: the complete 19-slide presentation is included in this same PDF, immediately before this report.</w:t>
       </w:r>
     </w:p>
     <w:p>
@@ -308,7 +308,7 @@
         </w:rPr>
         <w:t xml:space="preserve">GitHub repository: </w:t>
       </w:r>
-      <w:hyperlink w:history="1" r:id="rIdki9xuyrhmlocdkvby0bsj">
+      <w:hyperlink w:history="1" r:id="rIdbq1j1-dxnjwfvcgvzwmdd">
         <w:r>
           <w:rPr>
             <w:rStyle w:val="Hyperlink"/>
@@ -365,7 +365,7 @@
         </w:rPr>
         <w:t xml:space="preserve">GitHub repository: </w:t>
       </w:r>
-      <w:hyperlink w:history="1" r:id="rId5xwvgt1ybaxp5sqkw8hzt">
+      <w:hyperlink w:history="1" r:id="rIdhmhrsbvglclyvgayhh6tq">
         <w:r>
           <w:rPr>
             <w:rStyle w:val="Hyperlink"/>
@@ -434,7 +434,7 @@
         </w:rPr>
         <w:t xml:space="preserve">GitHub repository: </w:t>
       </w:r>
-      <w:hyperlink w:history="1" r:id="rId8-wvppqvnja823vyz6piu">
+      <w:hyperlink w:history="1" r:id="rIdh9gknabn3adg1x0h2edsg">
         <w:r>
           <w:rPr>
             <w:rStyle w:val="Hyperlink"/>
@@ -863,7 +863,7 @@
         </w:rPr>
         <w:t xml:space="preserve">GitHub repository: </w:t>
       </w:r>
-      <w:hyperlink w:history="1" r:id="rId711kdrkfxcjpxx1yiuctr">
+      <w:hyperlink w:history="1" r:id="rId1szlltzkhrbbunyd_n4d_">
         <w:r>
           <w:rPr>
             <w:rStyle w:val="Hyperlink"/>
@@ -1667,7 +1667,7 @@
         </w:rPr>
         <w:t xml:space="preserve">GitHub repository: </w:t>
       </w:r>
-      <w:hyperlink w:history="1" r:id="rIdzzma64ehmkoy9fudfplt6">
+      <w:hyperlink w:history="1" r:id="rId7i7-gmhmwtcfrpip0-6vm">
         <w:r>
           <w:rPr>
             <w:rStyle w:val="Hyperlink"/>
@@ -2169,7 +2169,7 @@
         </w:rPr>
         <w:t xml:space="preserve">GitHub repository: </w:t>
       </w:r>
-      <w:hyperlink w:history="1" r:id="rIdbewxldety4suu0lkrrnug">
+      <w:hyperlink w:history="1" r:id="rIdlqfwjfstilny5utxz2aif">
         <w:r>
           <w:rPr>
             <w:rStyle w:val="Hyperlink"/>
@@ -2350,7 +2350,7 @@
         </w:rPr>
         <w:t xml:space="preserve">GitHub repository: </w:t>
       </w:r>
-      <w:hyperlink w:history="1" r:id="rIdrma0c7entvimvvm0shfbb">
+      <w:hyperlink w:history="1" r:id="rIdnkzcvc2qxpoteh3ciiunz">
         <w:r>
           <w:rPr>
             <w:rStyle w:val="Hyperlink"/>
